--- a/security-application-installed-under-android-os/application-installed-under-android-os.docx
+++ b/security-application-installed-under-android-os/application-installed-under-android-os.docx
@@ -179,222 +179,87 @@
           <w:sz w:val="30"/>
           <w:szCs w:val="30"/>
         </w:rPr>
-        <w:t>A recommend solution could be ask</w:t>
-      </w:r>
-      <w:r>
-        <w:rPr>
-          <w:rFonts w:ascii="DejaVu Sans Condensed" w:hAnsi="DejaVu Sans Condensed"/>
-          <w:spacing w:val="44"/>
-          <w:sz w:val="30"/>
-          <w:szCs w:val="30"/>
-        </w:rPr>
-        <w:t>ing</w:t>
-      </w:r>
-      <w:r>
-        <w:rPr>
-          <w:rFonts w:ascii="DejaVu Sans Condensed" w:hAnsi="DejaVu Sans Condensed"/>
-          <w:spacing w:val="44"/>
-          <w:sz w:val="30"/>
-          <w:szCs w:val="30"/>
-        </w:rPr>
-        <w:t xml:space="preserve"> </w:t>
-      </w:r>
-      <w:r>
-        <w:rPr>
-          <w:rFonts w:ascii="DejaVu Sans Condensed" w:hAnsi="DejaVu Sans Condensed"/>
-          <w:spacing w:val="44"/>
-          <w:sz w:val="30"/>
-          <w:szCs w:val="30"/>
-        </w:rPr>
-        <w:t>A</w:t>
-      </w:r>
-      <w:r>
-        <w:rPr>
-          <w:rFonts w:ascii="DejaVu Sans Condensed" w:hAnsi="DejaVu Sans Condensed"/>
-          <w:spacing w:val="44"/>
-          <w:sz w:val="30"/>
-          <w:szCs w:val="30"/>
-        </w:rPr>
-        <w:t xml:space="preserve">pplication </w:t>
-      </w:r>
-      <w:r>
-        <w:rPr>
-          <w:rFonts w:ascii="DejaVu Sans Condensed" w:hAnsi="DejaVu Sans Condensed"/>
-          <w:spacing w:val="44"/>
-          <w:sz w:val="30"/>
-          <w:szCs w:val="30"/>
-        </w:rPr>
-        <w:t>Development Team</w:t>
-      </w:r>
-      <w:r>
-        <w:rPr>
-          <w:rFonts w:ascii="DejaVu Sans Condensed" w:hAnsi="DejaVu Sans Condensed"/>
-          <w:spacing w:val="44"/>
-          <w:sz w:val="30"/>
-          <w:szCs w:val="30"/>
-        </w:rPr>
-        <w:t xml:space="preserve"> which type of information will need, and according to that, Android Engineering Team could let this application to be installed or not.</w:t>
-      </w:r>
-    </w:p>
-    <w:p>
-      <w:pPr>
-        <w:pStyle w:val="Normal"/>
-        <w:bidi w:val="0"/>
-        <w:spacing w:before="0" w:after="29"/>
-        <w:rPr>
-          <w:rFonts w:ascii="DejaVu Sans Condensed" w:hAnsi="DejaVu Sans Condensed"/>
-          <w:spacing w:val="44"/>
-          <w:sz w:val="30"/>
-          <w:szCs w:val="30"/>
-        </w:rPr>
-      </w:pPr>
-      <w:r>
-        <w:rPr>
-          <w:rFonts w:ascii="DejaVu Sans Condensed" w:hAnsi="DejaVu Sans Condensed"/>
-          <w:spacing w:val="44"/>
-          <w:sz w:val="30"/>
-          <w:szCs w:val="30"/>
-        </w:rPr>
-      </w:r>
-    </w:p>
-    <w:p>
-      <w:pPr>
-        <w:pStyle w:val="Normal"/>
-        <w:bidi w:val="0"/>
-        <w:spacing w:before="0" w:after="29"/>
-        <w:rPr>
-          <w:spacing w:val="44"/>
-        </w:rPr>
-      </w:pPr>
-      <w:r>
-        <w:rPr>
-          <w:rFonts w:ascii="DejaVu Sans Condensed" w:hAnsi="DejaVu Sans Condensed"/>
-          <w:spacing w:val="44"/>
-          <w:sz w:val="30"/>
-          <w:szCs w:val="30"/>
-        </w:rPr>
-        <w:t>If t</w:t>
-      </w:r>
-      <w:r>
-        <w:rPr>
-          <w:rFonts w:ascii="DejaVu Sans Condensed" w:hAnsi="DejaVu Sans Condensed"/>
-          <w:spacing w:val="44"/>
-          <w:sz w:val="30"/>
-          <w:szCs w:val="30"/>
-        </w:rPr>
-        <w:t xml:space="preserve">here is not a </w:t>
-      </w:r>
-      <w:r>
-        <w:rPr>
-          <w:rFonts w:ascii="DejaVu Sans Condensed" w:hAnsi="DejaVu Sans Condensed"/>
-          <w:spacing w:val="44"/>
-          <w:sz w:val="30"/>
-          <w:szCs w:val="30"/>
-        </w:rPr>
-        <w:t xml:space="preserve">solid </w:t>
-      </w:r>
-      <w:r>
-        <w:rPr>
-          <w:rFonts w:ascii="DejaVu Sans Condensed" w:hAnsi="DejaVu Sans Condensed"/>
-          <w:spacing w:val="44"/>
-          <w:sz w:val="30"/>
-          <w:szCs w:val="30"/>
-        </w:rPr>
-        <w:t xml:space="preserve">rule to respect their between the application (recently installed) and user. </w:t>
-      </w:r>
-      <w:r>
-        <w:rPr>
-          <w:rFonts w:ascii="DejaVu Sans Condensed" w:hAnsi="DejaVu Sans Condensed"/>
-          <w:spacing w:val="44"/>
-          <w:sz w:val="30"/>
-          <w:szCs w:val="30"/>
-        </w:rPr>
-        <w:t>T</w:t>
-      </w:r>
-      <w:r>
-        <w:rPr>
-          <w:rFonts w:ascii="DejaVu Sans Condensed" w:hAnsi="DejaVu Sans Condensed"/>
-          <w:spacing w:val="44"/>
-          <w:sz w:val="30"/>
-          <w:szCs w:val="30"/>
-        </w:rPr>
-        <w:t>hen, there could be a future problem later.</w:t>
-      </w:r>
-    </w:p>
-    <w:p>
-      <w:pPr>
-        <w:pStyle w:val="Normal"/>
-        <w:bidi w:val="0"/>
-        <w:spacing w:before="0" w:after="29"/>
-        <w:rPr>
-          <w:rFonts w:ascii="DejaVu Sans Condensed" w:hAnsi="DejaVu Sans Condensed"/>
-          <w:spacing w:val="44"/>
-          <w:sz w:val="30"/>
-          <w:szCs w:val="30"/>
-        </w:rPr>
-      </w:pPr>
-      <w:r>
-        <w:rPr>
-          <w:rFonts w:ascii="DejaVu Sans Condensed" w:hAnsi="DejaVu Sans Condensed"/>
-          <w:spacing w:val="44"/>
-          <w:sz w:val="30"/>
-          <w:szCs w:val="30"/>
-        </w:rPr>
-      </w:r>
-    </w:p>
-    <w:p>
-      <w:pPr>
-        <w:pStyle w:val="Normal"/>
-        <w:bidi w:val="0"/>
-        <w:spacing w:before="0" w:after="29"/>
-        <w:rPr>
-          <w:spacing w:val="44"/>
-        </w:rPr>
-      </w:pPr>
-      <w:r>
-        <w:rPr>
-          <w:rFonts w:ascii="DejaVu Sans Condensed" w:hAnsi="DejaVu Sans Condensed"/>
-          <w:spacing w:val="44"/>
-          <w:sz w:val="30"/>
-          <w:szCs w:val="30"/>
-        </w:rPr>
-        <w:t xml:space="preserve">Probably </w:t>
-      </w:r>
-      <w:r>
-        <w:rPr>
-          <w:rFonts w:ascii="DejaVu Sans Condensed" w:hAnsi="DejaVu Sans Condensed"/>
-          <w:spacing w:val="44"/>
-          <w:sz w:val="30"/>
-          <w:szCs w:val="30"/>
-        </w:rPr>
-        <w:t xml:space="preserve">this mentioned </w:t>
-      </w:r>
-      <w:r>
-        <w:rPr>
-          <w:rFonts w:ascii="DejaVu Sans Condensed" w:hAnsi="DejaVu Sans Condensed"/>
-          <w:spacing w:val="44"/>
-          <w:sz w:val="30"/>
-          <w:szCs w:val="30"/>
-        </w:rPr>
-        <w:t xml:space="preserve">application is getting and selling data with </w:t>
-      </w:r>
-      <w:r>
-        <w:rPr>
-          <w:rFonts w:ascii="DejaVu Sans Condensed" w:hAnsi="DejaVu Sans Condensed"/>
-          <w:spacing w:val="44"/>
-          <w:sz w:val="30"/>
-          <w:szCs w:val="30"/>
-        </w:rPr>
-        <w:t>user-</w:t>
-      </w:r>
-      <w:r>
-        <w:rPr>
-          <w:rFonts w:ascii="DejaVu Sans Condensed" w:hAnsi="DejaVu Sans Condensed"/>
-          <w:spacing w:val="44"/>
-          <w:sz w:val="30"/>
-          <w:szCs w:val="30"/>
-        </w:rPr>
-        <w:t>information collected to make other actions which has nothing to do with the commercial side.</w:t>
+        <w:t>A recommend solution could be asking Application Development Team which type of information will need, and according to that, Android Engineering Team could let this application to be installed or not.</w:t>
+      </w:r>
+    </w:p>
+    <w:p>
+      <w:pPr>
+        <w:pStyle w:val="Normal"/>
+        <w:bidi w:val="0"/>
+        <w:spacing w:before="0" w:after="29"/>
+        <w:rPr>
+          <w:rFonts w:ascii="DejaVu Sans Condensed" w:hAnsi="DejaVu Sans Condensed"/>
+          <w:spacing w:val="44"/>
+          <w:sz w:val="30"/>
+          <w:szCs w:val="30"/>
+        </w:rPr>
+      </w:pPr>
+      <w:r>
+        <w:rPr>
+          <w:rFonts w:ascii="DejaVu Sans Condensed" w:hAnsi="DejaVu Sans Condensed"/>
+          <w:spacing w:val="44"/>
+          <w:sz w:val="30"/>
+          <w:szCs w:val="30"/>
+        </w:rPr>
+      </w:r>
+    </w:p>
+    <w:p>
+      <w:pPr>
+        <w:pStyle w:val="Normal"/>
+        <w:bidi w:val="0"/>
+        <w:spacing w:before="0" w:after="29"/>
+        <w:rPr>
+          <w:spacing w:val="44"/>
+        </w:rPr>
+      </w:pPr>
+      <w:r>
+        <w:rPr>
+          <w:rFonts w:ascii="DejaVu Sans Condensed" w:hAnsi="DejaVu Sans Condensed"/>
+          <w:spacing w:val="44"/>
+          <w:sz w:val="30"/>
+          <w:szCs w:val="30"/>
+        </w:rPr>
+        <w:t>If there is not a solid rule to respect between the application (recently installed) and user. Then, there could be a future problem later.</w:t>
+      </w:r>
+    </w:p>
+    <w:p>
+      <w:pPr>
+        <w:pStyle w:val="Normal"/>
+        <w:bidi w:val="0"/>
+        <w:spacing w:before="0" w:after="29"/>
+        <w:rPr>
+          <w:rFonts w:ascii="DejaVu Sans Condensed" w:hAnsi="DejaVu Sans Condensed"/>
+          <w:spacing w:val="44"/>
+          <w:sz w:val="30"/>
+          <w:szCs w:val="30"/>
+        </w:rPr>
+      </w:pPr>
+      <w:r>
+        <w:rPr>
+          <w:rFonts w:ascii="DejaVu Sans Condensed" w:hAnsi="DejaVu Sans Condensed"/>
+          <w:spacing w:val="44"/>
+          <w:sz w:val="30"/>
+          <w:szCs w:val="30"/>
+        </w:rPr>
+      </w:r>
+    </w:p>
+    <w:p>
+      <w:pPr>
+        <w:pStyle w:val="Normal"/>
+        <w:bidi w:val="0"/>
+        <w:spacing w:before="0" w:after="29"/>
+        <w:rPr>
+          <w:spacing w:val="44"/>
+        </w:rPr>
+      </w:pPr>
+      <w:r>
+        <w:rPr>
+          <w:rFonts w:ascii="DejaVu Sans Condensed" w:hAnsi="DejaVu Sans Condensed"/>
+          <w:spacing w:val="44"/>
+          <w:sz w:val="30"/>
+          <w:szCs w:val="30"/>
+        </w:rPr>
+        <w:t>Probably this mentioned application is getting and selling data with user-information collected to make other actions which has nothing to do with the commercial side.</w:t>
       </w:r>
     </w:p>
     <w:p>
